--- a/0_Documents/0_Projektauftrag.docx
+++ b/0_Documents/0_Projektauftrag.docx
@@ -447,9 +447,9 @@
         <w:tblLook w:val="04A0" w:firstRow="1" w:lastRow="0" w:firstColumn="1" w:lastColumn="0" w:noHBand="0" w:noVBand="1"/>
       </w:tblPr>
       <w:tblGrid>
-        <w:gridCol w:w="2223"/>
-        <w:gridCol w:w="3211"/>
-        <w:gridCol w:w="3622"/>
+        <w:gridCol w:w="2222"/>
+        <w:gridCol w:w="3206"/>
+        <w:gridCol w:w="3628"/>
       </w:tblGrid>
       <w:tr>
         <w:tc>
@@ -1222,6 +1222,28 @@
                 <w:szCs w:val="20"/>
               </w:rPr>
               <w:t xml:space="preserve"> (Space-eigenes Dashboard)</w:t>
+            </w:r>
+          </w:p>
+          <w:p>
+            <w:pPr>
+              <w:pStyle w:val="Aufzhlungszeichen"/>
+              <w:numPr>
+                <w:ilvl w:val="0"/>
+                <w:numId w:val="3"/>
+              </w:numPr>
+              <w:rPr>
+                <w:rFonts w:asciiTheme="majorHAnsi" w:hAnsiTheme="majorHAnsi"/>
+                <w:sz w:val="20"/>
+                <w:szCs w:val="20"/>
+              </w:rPr>
+            </w:pPr>
+            <w:r>
+              <w:rPr>
+                <w:rFonts w:asciiTheme="majorHAnsi" w:hAnsiTheme="majorHAnsi"/>
+                <w:sz w:val="20"/>
+                <w:szCs w:val="20"/>
+              </w:rPr>
+              <w:t>Responsiveness für Smartphones (Desktop-App)</w:t>
             </w:r>
           </w:p>
         </w:tc>
